--- a/fise/Rezolvare_E15_PowerPoint.docx
+++ b/fise/Rezolvare_E15_PowerPoint.docx
@@ -202,12 +202,13 @@
       <w:tblPr>
         <w:tblStyle w:val="TableGrid"/>
         <w:tblW w:type="auto" w:w="0"/>
+        <w:tblLayout w:type="fixed"/>
         <w:tblLook w:firstColumn="1" w:firstRow="1" w:lastColumn="0" w:lastRow="0" w:noHBand="0" w:noVBand="1" w:val="04A0"/>
       </w:tblPr>
       <w:tblGrid>
-        <w:gridCol w:w="3402"/>
-        <w:gridCol w:w="3402"/>
-        <w:gridCol w:w="3402"/>
+        <w:gridCol w:w="1107"/>
+        <w:gridCol w:w="1883"/>
+        <w:gridCol w:w="6647"/>
       </w:tblGrid>
       <w:tr>
         <w:trPr>
@@ -215,7 +216,7 @@
         </w:trPr>
         <w:tc>
           <w:tcPr>
-            <w:tcW w:type="dxa" w:w="3402"/>
+            <w:tcW w:type="dxa" w:w="1108"/>
             <w:shd w:val="clear" w:color="auto" w:fill="DCE6F1"/>
           </w:tcPr>
           <w:p>
@@ -231,7 +232,7 @@
         </w:tc>
         <w:tc>
           <w:tcPr>
-            <w:tcW w:type="dxa" w:w="3402"/>
+            <w:tcW w:type="dxa" w:w="1883"/>
             <w:shd w:val="clear" w:color="auto" w:fill="DCE6F1"/>
           </w:tcPr>
           <w:p>
@@ -247,7 +248,7 @@
         </w:tc>
         <w:tc>
           <w:tcPr>
-            <w:tcW w:type="dxa" w:w="3402"/>
+            <w:tcW w:type="dxa" w:w="6647"/>
             <w:shd w:val="clear" w:color="auto" w:fill="DCE6F1"/>
           </w:tcPr>
           <w:p>
@@ -265,7 +266,7 @@
       <w:tr>
         <w:tc>
           <w:tcPr>
-            <w:tcW w:type="dxa" w:w="3402"/>
+            <w:tcW w:type="dxa" w:w="1108"/>
           </w:tcPr>
           <w:p>
             <w:r>
@@ -279,7 +280,7 @@
         </w:tc>
         <w:tc>
           <w:tcPr>
-            <w:tcW w:type="dxa" w:w="3402"/>
+            <w:tcW w:type="dxa" w:w="1883"/>
           </w:tcPr>
           <w:p>
             <w:r>
@@ -293,7 +294,7 @@
         </w:tc>
         <w:tc>
           <w:tcPr>
-            <w:tcW w:type="dxa" w:w="3402"/>
+            <w:tcW w:type="dxa" w:w="6647"/>
           </w:tcPr>
           <w:p>
             <w:r>
@@ -309,7 +310,7 @@
       <w:tr>
         <w:tc>
           <w:tcPr>
-            <w:tcW w:type="dxa" w:w="3402"/>
+            <w:tcW w:type="dxa" w:w="1108"/>
           </w:tcPr>
           <w:p>
             <w:r>
@@ -323,7 +324,7 @@
         </w:tc>
         <w:tc>
           <w:tcPr>
-            <w:tcW w:type="dxa" w:w="3402"/>
+            <w:tcW w:type="dxa" w:w="1883"/>
           </w:tcPr>
           <w:p>
             <w:r>
@@ -337,7 +338,7 @@
         </w:tc>
         <w:tc>
           <w:tcPr>
-            <w:tcW w:type="dxa" w:w="3402"/>
+            <w:tcW w:type="dxa" w:w="6647"/>
           </w:tcPr>
           <w:p>
             <w:r>
@@ -353,7 +354,7 @@
       <w:tr>
         <w:tc>
           <w:tcPr>
-            <w:tcW w:type="dxa" w:w="3402"/>
+            <w:tcW w:type="dxa" w:w="1108"/>
           </w:tcPr>
           <w:p>
             <w:r>
@@ -367,7 +368,7 @@
         </w:tc>
         <w:tc>
           <w:tcPr>
-            <w:tcW w:type="dxa" w:w="3402"/>
+            <w:tcW w:type="dxa" w:w="1883"/>
           </w:tcPr>
           <w:p>
             <w:r>
@@ -381,7 +382,7 @@
         </w:tc>
         <w:tc>
           <w:tcPr>
-            <w:tcW w:type="dxa" w:w="3402"/>
+            <w:tcW w:type="dxa" w:w="6647"/>
           </w:tcPr>
           <w:p>
             <w:r>
@@ -397,7 +398,7 @@
       <w:tr>
         <w:tc>
           <w:tcPr>
-            <w:tcW w:type="dxa" w:w="3402"/>
+            <w:tcW w:type="dxa" w:w="1108"/>
           </w:tcPr>
           <w:p>
             <w:r>
@@ -411,7 +412,7 @@
         </w:tc>
         <w:tc>
           <w:tcPr>
-            <w:tcW w:type="dxa" w:w="3402"/>
+            <w:tcW w:type="dxa" w:w="1883"/>
           </w:tcPr>
           <w:p>
             <w:r>
@@ -425,7 +426,7 @@
         </w:tc>
         <w:tc>
           <w:tcPr>
-            <w:tcW w:type="dxa" w:w="3402"/>
+            <w:tcW w:type="dxa" w:w="6647"/>
           </w:tcPr>
           <w:p>
             <w:r>
@@ -441,7 +442,7 @@
       <w:tr>
         <w:tc>
           <w:tcPr>
-            <w:tcW w:type="dxa" w:w="3402"/>
+            <w:tcW w:type="dxa" w:w="1108"/>
           </w:tcPr>
           <w:p>
             <w:r>
@@ -455,7 +456,7 @@
         </w:tc>
         <w:tc>
           <w:tcPr>
-            <w:tcW w:type="dxa" w:w="3402"/>
+            <w:tcW w:type="dxa" w:w="1883"/>
           </w:tcPr>
           <w:p>
             <w:r>
@@ -469,7 +470,7 @@
         </w:tc>
         <w:tc>
           <w:tcPr>
-            <w:tcW w:type="dxa" w:w="3402"/>
+            <w:tcW w:type="dxa" w:w="6647"/>
           </w:tcPr>
           <w:p>
             <w:r>
